--- a/docs/Implementation Order.docx
+++ b/docs/Implementation Order.docx
@@ -100,7 +100,51 @@
           <w:sz w:val="36"/>
           <w:szCs w:val="36"/>
         </w:rPr>
-        <w:t xml:space="preserve">              → ASP.NET Core MVC project (controllers, views, static files)</w:t>
+        <w:t xml:space="preserve">              → ASP.NET Core MVC project (controllers, </w:t>
+      </w:r>
+      <w:proofErr w:type="spellStart"/>
+      <w:proofErr w:type="gramStart"/>
+      <w:r>
+        <w:rPr>
+          <w:rFonts w:ascii="Segoe UI Emoji" w:eastAsia="Times New Roman" w:hAnsi="Segoe UI Emoji" w:cs="Segoe UI Emoji"/>
+          <w:b/>
+          <w:bCs/>
+          <w:sz w:val="36"/>
+          <w:szCs w:val="36"/>
+        </w:rPr>
+        <w:t>viewModels</w:t>
+      </w:r>
+      <w:proofErr w:type="spellEnd"/>
+      <w:r>
+        <w:rPr>
+          <w:rFonts w:ascii="Segoe UI Emoji" w:eastAsia="Times New Roman" w:hAnsi="Segoe UI Emoji" w:cs="Segoe UI Emoji"/>
+          <w:b/>
+          <w:bCs/>
+          <w:sz w:val="36"/>
+          <w:szCs w:val="36"/>
+        </w:rPr>
+        <w:t xml:space="preserve"> ,</w:t>
+      </w:r>
+      <w:r>
+        <w:rPr>
+          <w:rFonts w:ascii="Segoe UI Emoji" w:eastAsia="Times New Roman" w:hAnsi="Segoe UI Emoji" w:cs="Segoe UI Emoji"/>
+          <w:b/>
+          <w:bCs/>
+          <w:sz w:val="36"/>
+          <w:szCs w:val="36"/>
+        </w:rPr>
+        <w:t>views</w:t>
+      </w:r>
+      <w:proofErr w:type="gramEnd"/>
+      <w:r>
+        <w:rPr>
+          <w:rFonts w:ascii="Segoe UI Emoji" w:eastAsia="Times New Roman" w:hAnsi="Segoe UI Emoji" w:cs="Segoe UI Emoji"/>
+          <w:b/>
+          <w:bCs/>
+          <w:sz w:val="36"/>
+          <w:szCs w:val="36"/>
+        </w:rPr>
+        <w:t>, static files)</w:t>
       </w:r>
     </w:p>
     <w:p>
@@ -2462,11 +2506,912 @@
       </w:r>
       <w:r>
         <w:br/>
-        <w:t xml:space="preserve">I – User can activate and deactivate his account with feature delete account </w:t>
+        <w:t xml:space="preserve">I – User can activate and deactivate his account with feature </w:t>
+      </w:r>
+      <w:r>
+        <w:t xml:space="preserve">system automatically </w:t>
+      </w:r>
+      <w:r>
+        <w:t xml:space="preserve">delete account </w:t>
       </w:r>
       <w:r>
         <w:t xml:space="preserve">permanently after 30 days form deactivate date </w:t>
       </w:r>
+    </w:p>
+    <w:p/>
+    <w:tbl>
+      <w:tblPr>
+        <w:tblW w:w="0" w:type="auto"/>
+        <w:tblCellSpacing w:w="15" w:type="dxa"/>
+        <w:tblCellMar>
+          <w:top w:w="15" w:type="dxa"/>
+          <w:left w:w="15" w:type="dxa"/>
+          <w:bottom w:w="15" w:type="dxa"/>
+          <w:right w:w="15" w:type="dxa"/>
+        </w:tblCellMar>
+        <w:tblLook w:val="04A0" w:firstRow="1" w:lastRow="0" w:firstColumn="1" w:lastColumn="0" w:noHBand="0" w:noVBand="1"/>
+      </w:tblPr>
+      <w:tblGrid>
+        <w:gridCol w:w="476"/>
+        <w:gridCol w:w="2304"/>
+        <w:gridCol w:w="5860"/>
+      </w:tblGrid>
+      <w:tr>
+        <w:trPr>
+          <w:tblHeader/>
+          <w:tblCellSpacing w:w="15" w:type="dxa"/>
+        </w:trPr>
+        <w:tc>
+          <w:tcPr>
+            <w:tcW w:w="0" w:type="auto"/>
+            <w:vAlign w:val="center"/>
+            <w:hideMark/>
+          </w:tcPr>
+          <w:p>
+            <w:pPr>
+              <w:spacing w:after="0" w:line="240" w:lineRule="auto"/>
+              <w:jc w:val="center"/>
+              <w:rPr>
+                <w:rFonts w:ascii="Times New Roman" w:eastAsia="Times New Roman" w:hAnsi="Times New Roman" w:cs="Times New Roman"/>
+                <w:b/>
+                <w:bCs/>
+                <w:sz w:val="24"/>
+                <w:szCs w:val="24"/>
+              </w:rPr>
+            </w:pPr>
+            <w:r>
+              <w:rPr>
+                <w:rFonts w:ascii="Times New Roman" w:eastAsia="Times New Roman" w:hAnsi="Times New Roman" w:cs="Times New Roman"/>
+                <w:b/>
+                <w:bCs/>
+                <w:sz w:val="24"/>
+                <w:szCs w:val="24"/>
+              </w:rPr>
+              <w:lastRenderedPageBreak/>
+              <w:t>#</w:t>
+            </w:r>
+          </w:p>
+        </w:tc>
+        <w:tc>
+          <w:tcPr>
+            <w:tcW w:w="0" w:type="auto"/>
+            <w:vAlign w:val="center"/>
+            <w:hideMark/>
+          </w:tcPr>
+          <w:p>
+            <w:pPr>
+              <w:spacing w:after="0" w:line="240" w:lineRule="auto"/>
+              <w:jc w:val="center"/>
+              <w:rPr>
+                <w:rFonts w:ascii="Times New Roman" w:eastAsia="Times New Roman" w:hAnsi="Times New Roman" w:cs="Times New Roman"/>
+                <w:b/>
+                <w:bCs/>
+                <w:sz w:val="24"/>
+                <w:szCs w:val="24"/>
+              </w:rPr>
+            </w:pPr>
+            <w:r>
+              <w:rPr>
+                <w:rFonts w:ascii="Times New Roman" w:eastAsia="Times New Roman" w:hAnsi="Times New Roman" w:cs="Times New Roman"/>
+                <w:b/>
+                <w:bCs/>
+                <w:sz w:val="24"/>
+                <w:szCs w:val="24"/>
+              </w:rPr>
+              <w:t>Feature</w:t>
+            </w:r>
+          </w:p>
+        </w:tc>
+        <w:tc>
+          <w:tcPr>
+            <w:tcW w:w="0" w:type="auto"/>
+            <w:vAlign w:val="center"/>
+            <w:hideMark/>
+          </w:tcPr>
+          <w:p>
+            <w:pPr>
+              <w:spacing w:after="0" w:line="240" w:lineRule="auto"/>
+              <w:jc w:val="center"/>
+              <w:rPr>
+                <w:rFonts w:ascii="Times New Roman" w:eastAsia="Times New Roman" w:hAnsi="Times New Roman" w:cs="Times New Roman"/>
+                <w:b/>
+                <w:bCs/>
+                <w:sz w:val="24"/>
+                <w:szCs w:val="24"/>
+              </w:rPr>
+            </w:pPr>
+            <w:r>
+              <w:rPr>
+                <w:rFonts w:ascii="Times New Roman" w:eastAsia="Times New Roman" w:hAnsi="Times New Roman" w:cs="Times New Roman"/>
+                <w:b/>
+                <w:bCs/>
+                <w:sz w:val="24"/>
+                <w:szCs w:val="24"/>
+              </w:rPr>
+              <w:t>What's missing</w:t>
+            </w:r>
+          </w:p>
+        </w:tc>
+      </w:tr>
+      <w:tr>
+        <w:trPr>
+          <w:tblCellSpacing w:w="15" w:type="dxa"/>
+        </w:trPr>
+        <w:tc>
+          <w:tcPr>
+            <w:tcW w:w="0" w:type="auto"/>
+            <w:vAlign w:val="center"/>
+            <w:hideMark/>
+          </w:tcPr>
+          <w:p>
+            <w:pPr>
+              <w:spacing w:after="0" w:line="240" w:lineRule="auto"/>
+              <w:rPr>
+                <w:rFonts w:ascii="Times New Roman" w:eastAsia="Times New Roman" w:hAnsi="Times New Roman" w:cs="Times New Roman"/>
+                <w:sz w:val="24"/>
+                <w:szCs w:val="24"/>
+              </w:rPr>
+            </w:pPr>
+            <w:r>
+              <w:rPr>
+                <w:rFonts w:ascii="Times New Roman" w:eastAsia="Times New Roman" w:hAnsi="Times New Roman" w:cs="Times New Roman"/>
+                <w:sz w:val="24"/>
+                <w:szCs w:val="24"/>
+              </w:rPr>
+              <w:t>B1</w:t>
+            </w:r>
+          </w:p>
+        </w:tc>
+        <w:tc>
+          <w:tcPr>
+            <w:tcW w:w="0" w:type="auto"/>
+            <w:vAlign w:val="center"/>
+            <w:hideMark/>
+          </w:tcPr>
+          <w:p>
+            <w:pPr>
+              <w:spacing w:after="0" w:line="240" w:lineRule="auto"/>
+              <w:rPr>
+                <w:rFonts w:ascii="Times New Roman" w:eastAsia="Times New Roman" w:hAnsi="Times New Roman" w:cs="Times New Roman"/>
+                <w:sz w:val="24"/>
+                <w:szCs w:val="24"/>
+              </w:rPr>
+            </w:pPr>
+            <w:r>
+              <w:rPr>
+                <w:rFonts w:ascii="Times New Roman" w:eastAsia="Times New Roman" w:hAnsi="Times New Roman" w:cs="Times New Roman"/>
+                <w:sz w:val="24"/>
+                <w:szCs w:val="24"/>
+              </w:rPr>
+              <w:t>Categories list (Id, Name, Description, Image, Date)</w:t>
+            </w:r>
+          </w:p>
+        </w:tc>
+        <w:tc>
+          <w:tcPr>
+            <w:tcW w:w="0" w:type="auto"/>
+            <w:vAlign w:val="center"/>
+            <w:hideMark/>
+          </w:tcPr>
+          <w:p>
+            <w:pPr>
+              <w:spacing w:after="0" w:line="240" w:lineRule="auto"/>
+              <w:rPr>
+                <w:rFonts w:ascii="Times New Roman" w:eastAsia="Times New Roman" w:hAnsi="Times New Roman" w:cs="Times New Roman"/>
+                <w:sz w:val="24"/>
+                <w:szCs w:val="24"/>
+              </w:rPr>
+            </w:pPr>
+            <w:r>
+              <w:rPr>
+                <w:rFonts w:ascii="Times New Roman" w:eastAsia="Times New Roman" w:hAnsi="Times New Roman" w:cs="Times New Roman"/>
+                <w:sz w:val="24"/>
+                <w:szCs w:val="24"/>
+              </w:rPr>
+              <w:t xml:space="preserve">No </w:t>
+            </w:r>
+            <w:proofErr w:type="spellStart"/>
+            <w:r>
+              <w:rPr>
+                <w:rFonts w:ascii="Courier New" w:eastAsia="Times New Roman" w:hAnsi="Courier New" w:cs="Courier New"/>
+                <w:sz w:val="20"/>
+                <w:szCs w:val="20"/>
+              </w:rPr>
+              <w:t>ICategoryService.GetAllAsync</w:t>
+            </w:r>
+            <w:proofErr w:type="spellEnd"/>
+            <w:r>
+              <w:rPr>
+                <w:rFonts w:ascii="Courier New" w:eastAsia="Times New Roman" w:hAnsi="Courier New" w:cs="Courier New"/>
+                <w:sz w:val="20"/>
+                <w:szCs w:val="20"/>
+              </w:rPr>
+              <w:t>()</w:t>
+            </w:r>
+            <w:r>
+              <w:rPr>
+                <w:rFonts w:ascii="Times New Roman" w:eastAsia="Times New Roman" w:hAnsi="Times New Roman" w:cs="Times New Roman"/>
+                <w:sz w:val="24"/>
+                <w:szCs w:val="24"/>
+              </w:rPr>
+              <w:t xml:space="preserve"> — we only have </w:t>
+            </w:r>
+            <w:proofErr w:type="spellStart"/>
+            <w:r>
+              <w:rPr>
+                <w:rFonts w:ascii="Courier New" w:eastAsia="Times New Roman" w:hAnsi="Courier New" w:cs="Courier New"/>
+                <w:sz w:val="20"/>
+                <w:szCs w:val="20"/>
+              </w:rPr>
+              <w:t>ICategoryRepository.GetTopNAsync</w:t>
+            </w:r>
+            <w:proofErr w:type="spellEnd"/>
+            <w:r>
+              <w:rPr>
+                <w:rFonts w:ascii="Times New Roman" w:eastAsia="Times New Roman" w:hAnsi="Times New Roman" w:cs="Times New Roman"/>
+                <w:sz w:val="24"/>
+                <w:szCs w:val="24"/>
+              </w:rPr>
+              <w:t xml:space="preserve"> (footer's 6). Home page needs a fuller category list with </w:t>
+            </w:r>
+            <w:r>
+              <w:rPr>
+                <w:rFonts w:ascii="Courier New" w:eastAsia="Times New Roman" w:hAnsi="Courier New" w:cs="Courier New"/>
+                <w:sz w:val="20"/>
+                <w:szCs w:val="20"/>
+              </w:rPr>
+              <w:t>Description</w:t>
+            </w:r>
+            <w:r>
+              <w:rPr>
+                <w:rFonts w:ascii="Times New Roman" w:eastAsia="Times New Roman" w:hAnsi="Times New Roman" w:cs="Times New Roman"/>
+                <w:sz w:val="24"/>
+                <w:szCs w:val="24"/>
+              </w:rPr>
+              <w:t xml:space="preserve"> and </w:t>
+            </w:r>
+            <w:proofErr w:type="spellStart"/>
+            <w:r>
+              <w:rPr>
+                <w:rFonts w:ascii="Courier New" w:eastAsia="Times New Roman" w:hAnsi="Courier New" w:cs="Courier New"/>
+                <w:sz w:val="20"/>
+                <w:szCs w:val="20"/>
+              </w:rPr>
+              <w:t>CreatedAt</w:t>
+            </w:r>
+            <w:proofErr w:type="spellEnd"/>
+            <w:r>
+              <w:rPr>
+                <w:rFonts w:ascii="Times New Roman" w:eastAsia="Times New Roman" w:hAnsi="Times New Roman" w:cs="Times New Roman"/>
+                <w:sz w:val="24"/>
+                <w:szCs w:val="24"/>
+              </w:rPr>
+              <w:t xml:space="preserve">, which your </w:t>
+            </w:r>
+            <w:r>
+              <w:rPr>
+                <w:rFonts w:ascii="Courier New" w:eastAsia="Times New Roman" w:hAnsi="Courier New" w:cs="Courier New"/>
+                <w:sz w:val="20"/>
+                <w:szCs w:val="20"/>
+              </w:rPr>
+              <w:t>Category</w:t>
+            </w:r>
+            <w:r>
+              <w:rPr>
+                <w:rFonts w:ascii="Times New Roman" w:eastAsia="Times New Roman" w:hAnsi="Times New Roman" w:cs="Times New Roman"/>
+                <w:sz w:val="24"/>
+                <w:szCs w:val="24"/>
+              </w:rPr>
+              <w:t>/</w:t>
+            </w:r>
+            <w:proofErr w:type="spellStart"/>
+            <w:r>
+              <w:rPr>
+                <w:rFonts w:ascii="Courier New" w:eastAsia="Times New Roman" w:hAnsi="Courier New" w:cs="Courier New"/>
+                <w:sz w:val="20"/>
+                <w:szCs w:val="20"/>
+              </w:rPr>
+              <w:t>CategoryTranslation</w:t>
+            </w:r>
+            <w:proofErr w:type="spellEnd"/>
+            <w:r>
+              <w:rPr>
+                <w:rFonts w:ascii="Times New Roman" w:eastAsia="Times New Roman" w:hAnsi="Times New Roman" w:cs="Times New Roman"/>
+                <w:sz w:val="24"/>
+                <w:szCs w:val="24"/>
+              </w:rPr>
+              <w:t xml:space="preserve"> entities already support, but no DTO or service method exists yet</w:t>
+            </w:r>
+          </w:p>
+        </w:tc>
+      </w:tr>
+      <w:tr>
+        <w:trPr>
+          <w:tblCellSpacing w:w="15" w:type="dxa"/>
+        </w:trPr>
+        <w:tc>
+          <w:tcPr>
+            <w:tcW w:w="0" w:type="auto"/>
+            <w:vAlign w:val="center"/>
+            <w:hideMark/>
+          </w:tcPr>
+          <w:p>
+            <w:pPr>
+              <w:spacing w:after="0" w:line="240" w:lineRule="auto"/>
+              <w:rPr>
+                <w:rFonts w:ascii="Times New Roman" w:eastAsia="Times New Roman" w:hAnsi="Times New Roman" w:cs="Times New Roman"/>
+                <w:sz w:val="24"/>
+                <w:szCs w:val="24"/>
+              </w:rPr>
+            </w:pPr>
+            <w:r>
+              <w:rPr>
+                <w:rFonts w:ascii="Times New Roman" w:eastAsia="Times New Roman" w:hAnsi="Times New Roman" w:cs="Times New Roman"/>
+                <w:sz w:val="24"/>
+                <w:szCs w:val="24"/>
+              </w:rPr>
+              <w:t>B6</w:t>
+            </w:r>
+          </w:p>
+        </w:tc>
+        <w:tc>
+          <w:tcPr>
+            <w:tcW w:w="0" w:type="auto"/>
+            <w:vAlign w:val="center"/>
+            <w:hideMark/>
+          </w:tcPr>
+          <w:p>
+            <w:pPr>
+              <w:spacing w:after="0" w:line="240" w:lineRule="auto"/>
+              <w:rPr>
+                <w:rFonts w:ascii="Times New Roman" w:eastAsia="Times New Roman" w:hAnsi="Times New Roman" w:cs="Times New Roman"/>
+                <w:sz w:val="24"/>
+                <w:szCs w:val="24"/>
+              </w:rPr>
+            </w:pPr>
+            <w:r>
+              <w:rPr>
+                <w:rFonts w:ascii="Times New Roman" w:eastAsia="Times New Roman" w:hAnsi="Times New Roman" w:cs="Times New Roman"/>
+                <w:sz w:val="24"/>
+                <w:szCs w:val="24"/>
+              </w:rPr>
+              <w:t>What's New (categories + newest 7 articles each)</w:t>
+            </w:r>
+          </w:p>
+        </w:tc>
+        <w:tc>
+          <w:tcPr>
+            <w:tcW w:w="0" w:type="auto"/>
+            <w:vAlign w:val="center"/>
+            <w:hideMark/>
+          </w:tcPr>
+          <w:p>
+            <w:pPr>
+              <w:spacing w:after="0" w:line="240" w:lineRule="auto"/>
+              <w:rPr>
+                <w:rFonts w:ascii="Times New Roman" w:eastAsia="Times New Roman" w:hAnsi="Times New Roman" w:cs="Times New Roman"/>
+                <w:sz w:val="24"/>
+                <w:szCs w:val="24"/>
+              </w:rPr>
+            </w:pPr>
+            <w:r>
+              <w:rPr>
+                <w:rFonts w:ascii="Times New Roman" w:eastAsia="Times New Roman" w:hAnsi="Times New Roman" w:cs="Times New Roman"/>
+                <w:sz w:val="24"/>
+                <w:szCs w:val="24"/>
+              </w:rPr>
+              <w:t xml:space="preserve">No orchestrating method. </w:t>
+            </w:r>
+            <w:proofErr w:type="spellStart"/>
+            <w:r>
+              <w:rPr>
+                <w:rFonts w:ascii="Courier New" w:eastAsia="Times New Roman" w:hAnsi="Courier New" w:cs="Courier New"/>
+                <w:sz w:val="20"/>
+                <w:szCs w:val="20"/>
+              </w:rPr>
+              <w:t>GetByCategoryAsync</w:t>
+            </w:r>
+            <w:proofErr w:type="spellEnd"/>
+            <w:r>
+              <w:rPr>
+                <w:rFonts w:ascii="Times New Roman" w:eastAsia="Times New Roman" w:hAnsi="Times New Roman" w:cs="Times New Roman"/>
+                <w:sz w:val="24"/>
+                <w:szCs w:val="24"/>
+              </w:rPr>
+              <w:t xml:space="preserve"> gives you one category at a time — something needs to loop over </w:t>
+            </w:r>
+            <w:r>
+              <w:rPr>
+                <w:rFonts w:ascii="Times New Roman" w:eastAsia="Times New Roman" w:hAnsi="Times New Roman" w:cs="Times New Roman"/>
+                <w:i/>
+                <w:iCs/>
+                <w:sz w:val="24"/>
+                <w:szCs w:val="24"/>
+              </w:rPr>
+              <w:t>all</w:t>
+            </w:r>
+            <w:r>
+              <w:rPr>
+                <w:rFonts w:ascii="Times New Roman" w:eastAsia="Times New Roman" w:hAnsi="Times New Roman" w:cs="Times New Roman"/>
+                <w:sz w:val="24"/>
+                <w:szCs w:val="24"/>
+              </w:rPr>
+              <w:t xml:space="preserve"> categories and assemble this. Doesn't belong in </w:t>
+            </w:r>
+            <w:proofErr w:type="spellStart"/>
+            <w:r>
+              <w:rPr>
+                <w:rFonts w:ascii="Courier New" w:eastAsia="Times New Roman" w:hAnsi="Courier New" w:cs="Courier New"/>
+                <w:sz w:val="20"/>
+                <w:szCs w:val="20"/>
+              </w:rPr>
+              <w:t>IArticleService</w:t>
+            </w:r>
+            <w:proofErr w:type="spellEnd"/>
+            <w:r>
+              <w:rPr>
+                <w:rFonts w:ascii="Times New Roman" w:eastAsia="Times New Roman" w:hAnsi="Times New Roman" w:cs="Times New Roman"/>
+                <w:sz w:val="24"/>
+                <w:szCs w:val="24"/>
+              </w:rPr>
+              <w:t xml:space="preserve"> (it has no notion of "all categories") — needs a small </w:t>
+            </w:r>
+            <w:proofErr w:type="spellStart"/>
+            <w:r>
+              <w:rPr>
+                <w:rFonts w:ascii="Courier New" w:eastAsia="Times New Roman" w:hAnsi="Courier New" w:cs="Courier New"/>
+                <w:sz w:val="20"/>
+                <w:szCs w:val="20"/>
+              </w:rPr>
+              <w:t>IHomePageService</w:t>
+            </w:r>
+            <w:proofErr w:type="spellEnd"/>
+            <w:r>
+              <w:rPr>
+                <w:rFonts w:ascii="Times New Roman" w:eastAsia="Times New Roman" w:hAnsi="Times New Roman" w:cs="Times New Roman"/>
+                <w:sz w:val="24"/>
+                <w:szCs w:val="24"/>
+              </w:rPr>
+              <w:t xml:space="preserve"> or similar, composing </w:t>
+            </w:r>
+            <w:proofErr w:type="spellStart"/>
+            <w:r>
+              <w:rPr>
+                <w:rFonts w:ascii="Courier New" w:eastAsia="Times New Roman" w:hAnsi="Courier New" w:cs="Courier New"/>
+                <w:sz w:val="20"/>
+                <w:szCs w:val="20"/>
+              </w:rPr>
+              <w:t>ICategoryRepository</w:t>
+            </w:r>
+            <w:proofErr w:type="spellEnd"/>
+            <w:r>
+              <w:rPr>
+                <w:rFonts w:ascii="Times New Roman" w:eastAsia="Times New Roman" w:hAnsi="Times New Roman" w:cs="Times New Roman"/>
+                <w:sz w:val="24"/>
+                <w:szCs w:val="24"/>
+              </w:rPr>
+              <w:t xml:space="preserve"> + </w:t>
+            </w:r>
+            <w:proofErr w:type="spellStart"/>
+            <w:r>
+              <w:rPr>
+                <w:rFonts w:ascii="Courier New" w:eastAsia="Times New Roman" w:hAnsi="Courier New" w:cs="Courier New"/>
+                <w:sz w:val="20"/>
+                <w:szCs w:val="20"/>
+              </w:rPr>
+              <w:t>IArticleService.GetByCategoryAsync</w:t>
+            </w:r>
+            <w:proofErr w:type="spellEnd"/>
+          </w:p>
+        </w:tc>
+      </w:tr>
+      <w:tr>
+        <w:trPr>
+          <w:tblCellSpacing w:w="15" w:type="dxa"/>
+        </w:trPr>
+        <w:tc>
+          <w:tcPr>
+            <w:tcW w:w="0" w:type="auto"/>
+            <w:vAlign w:val="center"/>
+            <w:hideMark/>
+          </w:tcPr>
+          <w:p>
+            <w:pPr>
+              <w:spacing w:after="0" w:line="240" w:lineRule="auto"/>
+              <w:rPr>
+                <w:rFonts w:ascii="Times New Roman" w:eastAsia="Times New Roman" w:hAnsi="Times New Roman" w:cs="Times New Roman"/>
+                <w:sz w:val="24"/>
+                <w:szCs w:val="24"/>
+              </w:rPr>
+            </w:pPr>
+            <w:r>
+              <w:rPr>
+                <w:rFonts w:ascii="Times New Roman" w:eastAsia="Times New Roman" w:hAnsi="Times New Roman" w:cs="Times New Roman"/>
+                <w:sz w:val="24"/>
+                <w:szCs w:val="24"/>
+              </w:rPr>
+              <w:t>B8</w:t>
+            </w:r>
+          </w:p>
+        </w:tc>
+        <w:tc>
+          <w:tcPr>
+            <w:tcW w:w="0" w:type="auto"/>
+            <w:vAlign w:val="center"/>
+            <w:hideMark/>
+          </w:tcPr>
+          <w:p>
+            <w:pPr>
+              <w:spacing w:after="0" w:line="240" w:lineRule="auto"/>
+              <w:rPr>
+                <w:rFonts w:ascii="Times New Roman" w:eastAsia="Times New Roman" w:hAnsi="Times New Roman" w:cs="Times New Roman"/>
+                <w:sz w:val="24"/>
+                <w:szCs w:val="24"/>
+              </w:rPr>
+            </w:pPr>
+            <w:r>
+              <w:rPr>
+                <w:rFonts w:ascii="Times New Roman" w:eastAsia="Times New Roman" w:hAnsi="Times New Roman" w:cs="Times New Roman"/>
+                <w:sz w:val="24"/>
+                <w:szCs w:val="24"/>
+              </w:rPr>
+              <w:t>Life Style section (2 articles, fallback to random category if missing)</w:t>
+            </w:r>
+          </w:p>
+        </w:tc>
+        <w:tc>
+          <w:tcPr>
+            <w:tcW w:w="0" w:type="auto"/>
+            <w:vAlign w:val="center"/>
+            <w:hideMark/>
+          </w:tcPr>
+          <w:p>
+            <w:pPr>
+              <w:spacing w:after="0" w:line="240" w:lineRule="auto"/>
+              <w:rPr>
+                <w:rFonts w:ascii="Times New Roman" w:eastAsia="Times New Roman" w:hAnsi="Times New Roman" w:cs="Times New Roman"/>
+                <w:sz w:val="24"/>
+                <w:szCs w:val="24"/>
+              </w:rPr>
+            </w:pPr>
+            <w:r>
+              <w:rPr>
+                <w:rFonts w:ascii="Times New Roman" w:eastAsia="Times New Roman" w:hAnsi="Times New Roman" w:cs="Times New Roman"/>
+                <w:sz w:val="24"/>
+                <w:szCs w:val="24"/>
+              </w:rPr>
+              <w:t xml:space="preserve">Same gap — needs the orchestrator, plus the actual fallback rule (find "Life Style" category by name/slug; if absent, pick random from </w:t>
+            </w:r>
+            <w:proofErr w:type="spellStart"/>
+            <w:r>
+              <w:rPr>
+                <w:rFonts w:ascii="Courier New" w:eastAsia="Times New Roman" w:hAnsi="Courier New" w:cs="Courier New"/>
+                <w:sz w:val="20"/>
+                <w:szCs w:val="20"/>
+              </w:rPr>
+              <w:t>ICategoryRepository.GetAllAsync</w:t>
+            </w:r>
+            <w:proofErr w:type="spellEnd"/>
+            <w:r>
+              <w:rPr>
+                <w:rFonts w:ascii="Courier New" w:eastAsia="Times New Roman" w:hAnsi="Courier New" w:cs="Courier New"/>
+                <w:sz w:val="20"/>
+                <w:szCs w:val="20"/>
+              </w:rPr>
+              <w:t>()</w:t>
+            </w:r>
+            <w:r>
+              <w:rPr>
+                <w:rFonts w:ascii="Times New Roman" w:eastAsia="Times New Roman" w:hAnsi="Times New Roman" w:cs="Times New Roman"/>
+                <w:sz w:val="24"/>
+                <w:szCs w:val="24"/>
+              </w:rPr>
+              <w:t xml:space="preserve">). This fallback logic and its randomness need to live somewhere testable — an injectable </w:t>
+            </w:r>
+            <w:proofErr w:type="spellStart"/>
+            <w:r>
+              <w:rPr>
+                <w:rFonts w:ascii="Courier New" w:eastAsia="Times New Roman" w:hAnsi="Courier New" w:cs="Courier New"/>
+                <w:sz w:val="20"/>
+                <w:szCs w:val="20"/>
+              </w:rPr>
+              <w:t>IRandomProvider</w:t>
+            </w:r>
+            <w:proofErr w:type="spellEnd"/>
+            <w:r>
+              <w:rPr>
+                <w:rFonts w:ascii="Times New Roman" w:eastAsia="Times New Roman" w:hAnsi="Times New Roman" w:cs="Times New Roman"/>
+                <w:sz w:val="24"/>
+                <w:szCs w:val="24"/>
+              </w:rPr>
+              <w:t xml:space="preserve"> was flagged as a requirement back when we first discussed this, and it's still not built</w:t>
+            </w:r>
+          </w:p>
+        </w:tc>
+      </w:tr>
+      <w:tr>
+        <w:trPr>
+          <w:tblCellSpacing w:w="15" w:type="dxa"/>
+        </w:trPr>
+        <w:tc>
+          <w:tcPr>
+            <w:tcW w:w="0" w:type="auto"/>
+            <w:vAlign w:val="center"/>
+            <w:hideMark/>
+          </w:tcPr>
+          <w:p>
+            <w:pPr>
+              <w:spacing w:after="0" w:line="240" w:lineRule="auto"/>
+              <w:rPr>
+                <w:rFonts w:ascii="Times New Roman" w:eastAsia="Times New Roman" w:hAnsi="Times New Roman" w:cs="Times New Roman"/>
+                <w:sz w:val="24"/>
+                <w:szCs w:val="24"/>
+              </w:rPr>
+            </w:pPr>
+            <w:r>
+              <w:rPr>
+                <w:rFonts w:ascii="Times New Roman" w:eastAsia="Times New Roman" w:hAnsi="Times New Roman" w:cs="Times New Roman"/>
+                <w:sz w:val="24"/>
+                <w:szCs w:val="24"/>
+              </w:rPr>
+              <w:t>B10</w:t>
+            </w:r>
+          </w:p>
+        </w:tc>
+        <w:tc>
+          <w:tcPr>
+            <w:tcW w:w="0" w:type="auto"/>
+            <w:vAlign w:val="center"/>
+            <w:hideMark/>
+          </w:tcPr>
+          <w:p>
+            <w:pPr>
+              <w:spacing w:after="0" w:line="240" w:lineRule="auto"/>
+              <w:rPr>
+                <w:rFonts w:ascii="Times New Roman" w:eastAsia="Times New Roman" w:hAnsi="Times New Roman" w:cs="Times New Roman"/>
+                <w:sz w:val="24"/>
+                <w:szCs w:val="24"/>
+              </w:rPr>
+            </w:pPr>
+            <w:r>
+              <w:rPr>
+                <w:rFonts w:ascii="Times New Roman" w:eastAsia="Times New Roman" w:hAnsi="Times New Roman" w:cs="Times New Roman"/>
+                <w:sz w:val="24"/>
+                <w:szCs w:val="24"/>
+              </w:rPr>
+              <w:t>Trending tags (8 tags on trending articles)</w:t>
+            </w:r>
+          </w:p>
+        </w:tc>
+        <w:tc>
+          <w:tcPr>
+            <w:tcW w:w="0" w:type="auto"/>
+            <w:vAlign w:val="center"/>
+            <w:hideMark/>
+          </w:tcPr>
+          <w:p>
+            <w:pPr>
+              <w:spacing w:after="0" w:line="240" w:lineRule="auto"/>
+              <w:rPr>
+                <w:rFonts w:ascii="Times New Roman" w:eastAsia="Times New Roman" w:hAnsi="Times New Roman" w:cs="Times New Roman"/>
+                <w:sz w:val="24"/>
+                <w:szCs w:val="24"/>
+              </w:rPr>
+            </w:pPr>
+            <w:r>
+              <w:rPr>
+                <w:rFonts w:ascii="Times New Roman" w:eastAsia="Times New Roman" w:hAnsi="Times New Roman" w:cs="Times New Roman"/>
+                <w:sz w:val="24"/>
+                <w:szCs w:val="24"/>
+              </w:rPr>
+              <w:t xml:space="preserve">No </w:t>
+            </w:r>
+            <w:proofErr w:type="spellStart"/>
+            <w:r>
+              <w:rPr>
+                <w:rFonts w:ascii="Courier New" w:eastAsia="Times New Roman" w:hAnsi="Courier New" w:cs="Courier New"/>
+                <w:sz w:val="20"/>
+                <w:szCs w:val="20"/>
+              </w:rPr>
+              <w:t>ITagRepository</w:t>
+            </w:r>
+            <w:proofErr w:type="spellEnd"/>
+            <w:r>
+              <w:rPr>
+                <w:rFonts w:ascii="Times New Roman" w:eastAsia="Times New Roman" w:hAnsi="Times New Roman" w:cs="Times New Roman"/>
+                <w:sz w:val="24"/>
+                <w:szCs w:val="24"/>
+              </w:rPr>
+              <w:t>/</w:t>
+            </w:r>
+            <w:proofErr w:type="spellStart"/>
+            <w:r>
+              <w:rPr>
+                <w:rFonts w:ascii="Courier New" w:eastAsia="Times New Roman" w:hAnsi="Courier New" w:cs="Courier New"/>
+                <w:sz w:val="20"/>
+                <w:szCs w:val="20"/>
+              </w:rPr>
+              <w:t>ITagService</w:t>
+            </w:r>
+            <w:proofErr w:type="spellEnd"/>
+            <w:r>
+              <w:rPr>
+                <w:rFonts w:ascii="Times New Roman" w:eastAsia="Times New Roman" w:hAnsi="Times New Roman" w:cs="Times New Roman"/>
+                <w:sz w:val="24"/>
+                <w:szCs w:val="24"/>
+              </w:rPr>
+              <w:t xml:space="preserve"> at all yet. Needs a query like "distinct tags belonging to articles where </w:t>
+            </w:r>
+            <w:proofErr w:type="spellStart"/>
+            <w:r>
+              <w:rPr>
+                <w:rFonts w:ascii="Courier New" w:eastAsia="Times New Roman" w:hAnsi="Courier New" w:cs="Courier New"/>
+                <w:sz w:val="20"/>
+                <w:szCs w:val="20"/>
+              </w:rPr>
+              <w:t>IsTrending</w:t>
+            </w:r>
+            <w:proofErr w:type="spellEnd"/>
+            <w:r>
+              <w:rPr>
+                <w:rFonts w:ascii="Courier New" w:eastAsia="Times New Roman" w:hAnsi="Courier New" w:cs="Courier New"/>
+                <w:sz w:val="20"/>
+                <w:szCs w:val="20"/>
+              </w:rPr>
+              <w:t xml:space="preserve"> = true</w:t>
+            </w:r>
+            <w:r>
+              <w:rPr>
+                <w:rFonts w:ascii="Times New Roman" w:eastAsia="Times New Roman" w:hAnsi="Times New Roman" w:cs="Times New Roman"/>
+                <w:sz w:val="24"/>
+                <w:szCs w:val="24"/>
+              </w:rPr>
+              <w:t>, limited to 8"</w:t>
+            </w:r>
+          </w:p>
+        </w:tc>
+      </w:tr>
+      <w:tr>
+        <w:trPr>
+          <w:tblCellSpacing w:w="15" w:type="dxa"/>
+        </w:trPr>
+        <w:tc>
+          <w:tcPr>
+            <w:tcW w:w="0" w:type="auto"/>
+            <w:vAlign w:val="center"/>
+            <w:hideMark/>
+          </w:tcPr>
+          <w:p>
+            <w:pPr>
+              <w:spacing w:after="0" w:line="240" w:lineRule="auto"/>
+              <w:rPr>
+                <w:rFonts w:ascii="Times New Roman" w:eastAsia="Times New Roman" w:hAnsi="Times New Roman" w:cs="Times New Roman"/>
+                <w:sz w:val="24"/>
+                <w:szCs w:val="24"/>
+              </w:rPr>
+            </w:pPr>
+            <w:r>
+              <w:rPr>
+                <w:rFonts w:ascii="Times New Roman" w:eastAsia="Times New Roman" w:hAnsi="Times New Roman" w:cs="Times New Roman"/>
+                <w:sz w:val="24"/>
+                <w:szCs w:val="24"/>
+              </w:rPr>
+              <w:t>B11</w:t>
+            </w:r>
+          </w:p>
+        </w:tc>
+        <w:tc>
+          <w:tcPr>
+            <w:tcW w:w="0" w:type="auto"/>
+            <w:vAlign w:val="center"/>
+            <w:hideMark/>
+          </w:tcPr>
+          <w:p>
+            <w:pPr>
+              <w:spacing w:after="0" w:line="240" w:lineRule="auto"/>
+              <w:rPr>
+                <w:rFonts w:ascii="Times New Roman" w:eastAsia="Times New Roman" w:hAnsi="Times New Roman" w:cs="Times New Roman"/>
+                <w:sz w:val="24"/>
+                <w:szCs w:val="24"/>
+              </w:rPr>
+            </w:pPr>
+            <w:r>
+              <w:rPr>
+                <w:rFonts w:ascii="Times New Roman" w:eastAsia="Times New Roman" w:hAnsi="Times New Roman" w:cs="Times New Roman"/>
+                <w:sz w:val="24"/>
+                <w:szCs w:val="24"/>
+              </w:rPr>
+              <w:t>Subscribe/unsubscribe form</w:t>
+            </w:r>
+          </w:p>
+        </w:tc>
+        <w:tc>
+          <w:tcPr>
+            <w:tcW w:w="0" w:type="auto"/>
+            <w:vAlign w:val="center"/>
+            <w:hideMark/>
+          </w:tcPr>
+          <w:p>
+            <w:pPr>
+              <w:spacing w:after="0" w:line="240" w:lineRule="auto"/>
+              <w:rPr>
+                <w:rFonts w:ascii="Times New Roman" w:eastAsia="Times New Roman" w:hAnsi="Times New Roman" w:cs="Times New Roman"/>
+                <w:sz w:val="24"/>
+                <w:szCs w:val="24"/>
+              </w:rPr>
+            </w:pPr>
+            <w:r>
+              <w:rPr>
+                <w:rFonts w:ascii="Times New Roman" w:eastAsia="Times New Roman" w:hAnsi="Times New Roman" w:cs="Times New Roman"/>
+                <w:sz w:val="24"/>
+                <w:szCs w:val="24"/>
+              </w:rPr>
+              <w:t xml:space="preserve">No </w:t>
+            </w:r>
+            <w:proofErr w:type="spellStart"/>
+            <w:r>
+              <w:rPr>
+                <w:rFonts w:ascii="Courier New" w:eastAsia="Times New Roman" w:hAnsi="Courier New" w:cs="Courier New"/>
+                <w:sz w:val="20"/>
+                <w:szCs w:val="20"/>
+              </w:rPr>
+              <w:t>ISubscriptionRepository</w:t>
+            </w:r>
+            <w:proofErr w:type="spellEnd"/>
+            <w:r>
+              <w:rPr>
+                <w:rFonts w:ascii="Times New Roman" w:eastAsia="Times New Roman" w:hAnsi="Times New Roman" w:cs="Times New Roman"/>
+                <w:sz w:val="24"/>
+                <w:szCs w:val="24"/>
+              </w:rPr>
+              <w:t>/</w:t>
+            </w:r>
+            <w:proofErr w:type="spellStart"/>
+            <w:r>
+              <w:rPr>
+                <w:rFonts w:ascii="Courier New" w:eastAsia="Times New Roman" w:hAnsi="Courier New" w:cs="Courier New"/>
+                <w:sz w:val="20"/>
+                <w:szCs w:val="20"/>
+              </w:rPr>
+              <w:t>ISubscriptionService</w:t>
+            </w:r>
+            <w:proofErr w:type="spellEnd"/>
+            <w:r>
+              <w:rPr>
+                <w:rFonts w:ascii="Times New Roman" w:eastAsia="Times New Roman" w:hAnsi="Times New Roman" w:cs="Times New Roman"/>
+                <w:sz w:val="24"/>
+                <w:szCs w:val="24"/>
+              </w:rPr>
+              <w:t xml:space="preserve">. You have the </w:t>
+            </w:r>
+            <w:r>
+              <w:rPr>
+                <w:rFonts w:ascii="Courier New" w:eastAsia="Times New Roman" w:hAnsi="Courier New" w:cs="Courier New"/>
+                <w:sz w:val="20"/>
+                <w:szCs w:val="20"/>
+              </w:rPr>
+              <w:t>Subscription</w:t>
+            </w:r>
+            <w:r>
+              <w:rPr>
+                <w:rFonts w:ascii="Times New Roman" w:eastAsia="Times New Roman" w:hAnsi="Times New Roman" w:cs="Times New Roman"/>
+                <w:sz w:val="24"/>
+                <w:szCs w:val="24"/>
+              </w:rPr>
+              <w:t xml:space="preserve"> entity already, but nothing built on top of it — and the unsubscribe-token gap I flagged early on (plain email isn't safe for a public unsubscribe link) is still unresolved</w:t>
+            </w:r>
+          </w:p>
+        </w:tc>
+      </w:tr>
+    </w:tbl>
+    <w:p>
+      <w:pPr>
+        <w:rPr>
+          <w:rFonts w:hint="cs"/>
+          <w:rtl/>
+          <w:lang w:bidi="ar-EG"/>
+        </w:rPr>
+      </w:pPr>
     </w:p>
     <w:sectPr>
       <w:pgSz w:w="12240" w:h="15840"/>
@@ -4416,6 +5361,17 @@
       <w:color w:val="2F5496" w:themeColor="accent1" w:themeShade="BF"/>
     </w:rPr>
   </w:style>
+  <w:style w:type="character" w:styleId="Emphasis">
+    <w:name w:val="Emphasis"/>
+    <w:basedOn w:val="DefaultParagraphFont"/>
+    <w:uiPriority w:val="20"/>
+    <w:qFormat/>
+    <w:rsid w:val="00DE3A1A"/>
+    <w:rPr>
+      <w:i/>
+      <w:iCs/>
+    </w:rPr>
+  </w:style>
 </w:styles>
 </file>
 
